--- a/templates/daftar_penerimaan_template.docx
+++ b/templates/daftar_penerimaan_template.docx
@@ -160,41 +160,13 @@
           <w:szCs w:val="20"/>
         </w:rPr>
       </w:pPr>
-      <w:proofErr w:type="gramStart"/>
       <w:r>
         <w:rPr>
           <w:caps w:val="0"/>
           <w:sz w:val="20"/>
           <w:szCs w:val="20"/>
         </w:rPr>
-        <w:t>Telp :</w:t>
-      </w:r>
-      <w:proofErr w:type="gramEnd"/>
-      <w:r>
-        <w:rPr>
-          <w:caps w:val="0"/>
-          <w:sz w:val="20"/>
-          <w:szCs w:val="20"/>
-        </w:rPr>
-        <w:t xml:space="preserve"> (0293) 7182286 </w:t>
-      </w:r>
-      <w:proofErr w:type="gramStart"/>
-      <w:r>
-        <w:rPr>
-          <w:caps w:val="0"/>
-          <w:sz w:val="20"/>
-          <w:szCs w:val="20"/>
-        </w:rPr>
-        <w:t>E-Mail :</w:t>
-      </w:r>
-      <w:proofErr w:type="gramEnd"/>
-      <w:r>
-        <w:rPr>
-          <w:caps w:val="0"/>
-          <w:sz w:val="20"/>
-          <w:szCs w:val="20"/>
-        </w:rPr>
-        <w:t xml:space="preserve"> </w:t>
+        <w:t xml:space="preserve">Telp : (0293) 7182286 E-Mail : </w:t>
       </w:r>
       <w:hyperlink r:id="rId5" w:history="1">
         <w:r>
@@ -765,7 +737,6 @@
           </w:p>
           <w:p>
             <w:pPr>
-              <w:jc w:val="center"/>
               <w:rPr>
                 <w:lang w:val="en-US"/>
               </w:rPr>
